--- a/cgc-nco-documents/Vendor_Qualification_Undertaking_CGC_EN.docx
+++ b/cgc-nco-documents/Vendor_Qualification_Undertaking_CGC_EN.docx
@@ -1793,7 +1793,7 @@
               <w:pStyle w:val="ad"/>
             </w:pPr>
             <w:r>
-              <w:t>General Director, Caspian Geology Center LLP</w:t>
+              <w:t>CEO, Caspian Geology Center LLP</w:t>
             </w:r>
           </w:p>
         </w:tc>

--- a/cgc-nco-documents/Vendor_Qualification_Undertaking_CGC_EN.docx
+++ b/cgc-nco-documents/Vendor_Qualification_Undertaking_CGC_EN.docx
@@ -1928,8 +1928,8 @@
     <w:sectPr>
       <w:headerReference w:type="default" r:id="rId12"/>
       <w:footerReference w:type="default" r:id="rId13"/>
-      <w:pgSz w:w="12240" w:h="15840" w:code="1"/>
-      <w:pgMar w:top="2041" w:right="1440" w:bottom="1440" w:left="1440" w:header="454" w:footer="720" w:gutter="0"/>
+      <w:pgSz w:w="11906" w:h="16838" w:code="1"/>
+      <w:pgMar w:top="1134" w:right="850" w:bottom="1134" w:left="1701" w:header="709" w:footer="720" w:gutter="0"/>
       <w:cols w:space="720"/>
       <w:docGrid w:linePitch="360"/>
     </w:sectPr>
@@ -2221,119 +2221,743 @@
 <w:hdr xmlns:wpc="http://schemas.microsoft.com/office/word/2010/wordprocessingCanvas" xmlns:cx="http://schemas.microsoft.com/office/drawing/2014/chartex" xmlns:cx1="http://schemas.microsoft.com/office/drawing/2015/9/8/chartex" xmlns:cx2="http://schemas.microsoft.com/office/drawing/2015/10/21/chartex" xmlns:cx3="http://schemas.microsoft.com/office/drawing/2016/5/9/chartex" xmlns:cx4="http://schemas.microsoft.com/office/drawing/2016/5/10/chartex" xmlns:cx5="http://schemas.microsoft.com/office/drawing/2016/5/11/chartex" xmlns:cx6="http://schemas.microsoft.com/office/drawing/2016/5/12/chartex" xmlns:cx7="http://schemas.microsoft.com/office/drawing/2016/5/13/chartex" xmlns:cx8="http://schemas.microsoft.com/office/drawing/2016/5/14/chartex" xmlns:mc="http://schemas.openxmlformats.org/markup-compatibility/2006" xmlns:aink="http://schemas.microsoft.com/office/drawing/2016/ink" xmlns:am3d="http://schemas.microsoft.com/office/drawing/2017/model3d" xmlns:o="urn:schemas-microsoft-com:office:office" xmlns:oel="http://schemas.microsoft.com/office/2019/extlst" xmlns:r="http://schemas.openxmlformats.org/officeDocument/2006/relationships" xmlns:m="http://schemas.openxmlformats.org/officeDocument/2006/math" xmlns:v="urn:schemas-microsoft-com:vml" xmlns:wp14="http://schemas.microsoft.com/office/word/2010/wordprocessingDrawing" xmlns:wp="http://schemas.openxmlformats.org/drawingml/2006/wordprocessingDrawing" xmlns:w10="urn:schemas-microsoft-com:office:word" xmlns:w="http://schemas.openxmlformats.org/wordprocessingml/2006/main" xmlns:w14="http://schemas.microsoft.com/office/word/2010/wordml" xmlns:w15="http://schemas.microsoft.com/office/word/2012/wordml" xmlns:w16cex="http://schemas.microsoft.com/office/word/2018/wordml/cex" xmlns:w16cid="http://schemas.microsoft.com/office/word/2016/wordml/cid" xmlns:w16="http://schemas.microsoft.com/office/word/2018/wordml" xmlns:w16du="http://schemas.microsoft.com/office/word/2023/wordml/word16du" xmlns:w16sdtdh="http://schemas.microsoft.com/office/word/2020/wordml/sdtdatahash" xmlns:w16sdtfl="http://schemas.microsoft.com/office/word/2024/wordml/sdtformatlock" xmlns:w16se="http://schemas.microsoft.com/office/word/2015/wordml/symex" xmlns:wpg="http://schemas.microsoft.com/office/word/2010/wordprocessingGroup" xmlns:wpi="http://schemas.microsoft.com/office/word/2010/wordprocessingInk" xmlns:wne="http://schemas.microsoft.com/office/word/2006/wordml" xmlns:wps="http://schemas.microsoft.com/office/word/2010/wordprocessingShape" mc:Ignorable="w14 w15 w16se w16cid w16 w16cex w16sdtdh w16sdtfl w16du wp14">
   <w:tbl>
     <w:tblPr>
-      <w:tblW w:type="auto" w:w="0"/>
-      <w:tblLayout w:type="fixed"/>
-      <w:tblLook w:firstColumn="1" w:firstRow="1" w:lastColumn="0" w:lastRow="0" w:noHBand="0" w:noVBand="1" w:val="04A0"/>
+      <w:tblStyle w:val="CGC_a3"/>
+      <w:tblW w:w="7512" w:type="dxa"/>
+      <w:tblInd w:w="2127" w:type="dxa"/>
       <w:tblBorders>
-        <w:top w:val="nil"/>
-        <w:left w:val="nil"/>
-        <w:bottom w:val="nil"/>
-        <w:right w:val="nil"/>
-        <w:insideH w:val="nil"/>
-        <w:insideV w:val="nil"/>
+        <w:top w:val="none" w:sz="0" w:space="0" w:color="auto"/>
+        <w:left w:val="none" w:sz="0" w:space="0" w:color="auto"/>
+        <w:bottom w:val="none" w:sz="0" w:space="0" w:color="auto"/>
+        <w:right w:val="none" w:sz="0" w:space="0" w:color="auto"/>
+        <w:insideH w:val="none" w:sz="0" w:space="0" w:color="auto"/>
+        <w:insideV w:val="outset" w:sz="6" w:space="0" w:color="auto"/>
       </w:tblBorders>
-      <w:tblLayout w:type="fixed"/>
+      <w:tblLook w:val="04A0" w:firstRow="1" w:lastRow="0" w:firstColumn="1" w:lastColumn="0" w:noHBand="0" w:noVBand="1"/>
     </w:tblPr>
     <w:tblGrid>
-      <w:gridCol w:w="2948"/>
-      <w:gridCol w:w="6406"/>
+      <w:gridCol w:w="2409"/>
+      <w:gridCol w:w="2552"/>
+      <w:gridCol w:w="2551"/>
     </w:tblGrid>
     <w:tr>
+      <w:trPr>
+        <w:trHeight w:val="913"/>
+      </w:trPr>
       <w:tc>
         <w:tcPr>
-          <w:tcW w:type="dxa" w:w="2948"/>
+          <w:tcW w:w="2409" w:type="dxa"/>
         </w:tcPr>
         <w:p>
+          <w:pPr>
+            <w:pStyle w:val="CGC_a4"/>
+            <w:rPr>
+              <w:rFonts w:ascii="Arial" w:hAnsi="Arial" w:cs="Arial"/>
+              <w:sz w:val="16"/>
+              <w:szCs w:val="16"/>
+            </w:rPr>
+          </w:pPr>
           <w:r>
-            <w:drawing>
-              <wp:inline xmlns:a="http://schemas.openxmlformats.org/drawingml/2006/main" xmlns:pic="http://schemas.openxmlformats.org/drawingml/2006/picture">
-                <wp:extent cx="1224000" cy="872892"/>
-                <wp:docPr id="1" name="Picture 1"/>
-                <wp:cNvGraphicFramePr>
-                  <a:graphicFrameLocks noChangeAspect="1"/>
-                </wp:cNvGraphicFramePr>
-                <a:graphic>
-                  <a:graphicData uri="http://schemas.openxmlformats.org/drawingml/2006/picture">
-                    <pic:pic>
-                      <pic:nvPicPr>
-                        <pic:cNvPr id="0" name="cgc_logo.png"/>
-                        <pic:cNvPicPr/>
-                      </pic:nvPicPr>
-                      <pic:blipFill>
-                        <a:blip r:embed="rId1"/>
-                        <a:stretch>
-                          <a:fillRect/>
-                        </a:stretch>
-                      </pic:blipFill>
-                      <pic:spPr>
-                        <a:xfrm>
-                          <a:off x="0" y="0"/>
-                          <a:ext cx="1224000" cy="872892"/>
-                        </a:xfrm>
-                        <a:prstGeom prst="rect"/>
-                      </pic:spPr>
-                    </pic:pic>
-                  </a:graphicData>
-                </a:graphic>
-              </wp:inline>
-            </w:drawing>
+            <w:rPr>
+              <w:rFonts w:ascii="Arial" w:hAnsi="Arial" w:cs="Arial"/>
+              <w:sz w:val="16"/>
+              <w:szCs w:val="16"/>
+            </w:rPr>
+            <w:t>Республика Казахстан,</w:t>
+          </w:r>
+        </w:p>
+        <w:p>
+          <w:pPr>
+            <w:pStyle w:val="CGC_a4"/>
+            <w:rPr>
+              <w:rFonts w:ascii="Arial" w:hAnsi="Arial" w:cs="Arial"/>
+              <w:sz w:val="16"/>
+              <w:szCs w:val="16"/>
+            </w:rPr>
+          </w:pPr>
+          <w:r>
+            <w:rPr>
+              <w:rFonts w:ascii="Arial" w:hAnsi="Arial" w:cs="Arial"/>
+              <w:sz w:val="16"/>
+              <w:szCs w:val="16"/>
+            </w:rPr>
+            <w:t>Z05H0B4, г. Астана,</w:t>
+          </w:r>
+        </w:p>
+        <w:p>
+          <w:pPr>
+            <w:pStyle w:val="CGC_a4"/>
+            <w:rPr>
+              <w:rFonts w:ascii="Arial" w:hAnsi="Arial" w:cs="Arial"/>
+              <w:sz w:val="16"/>
+              <w:szCs w:val="16"/>
+            </w:rPr>
+          </w:pPr>
+          <w:r>
+            <w:rPr>
+              <w:rFonts w:ascii="Arial" w:hAnsi="Arial" w:cs="Arial"/>
+              <w:sz w:val="16"/>
+              <w:szCs w:val="16"/>
+            </w:rPr>
+            <w:t xml:space="preserve">пр. </w:t>
+          </w:r>
+          <w:proofErr w:type="spellStart"/>
+          <w:r>
+            <w:rPr>
+              <w:rFonts w:ascii="Arial" w:hAnsi="Arial" w:cs="Arial"/>
+              <w:sz w:val="16"/>
+              <w:szCs w:val="16"/>
+            </w:rPr>
+            <w:t>Кабанабай</w:t>
+          </w:r>
+          <w:proofErr w:type="spellEnd"/>
+          <w:r>
+            <w:rPr>
+              <w:rFonts w:ascii="Arial" w:hAnsi="Arial" w:cs="Arial"/>
+              <w:sz w:val="16"/>
+              <w:szCs w:val="16"/>
+            </w:rPr>
+            <w:t xml:space="preserve"> батыра, 17,</w:t>
           </w:r>
         </w:p>
       </w:tc>
       <w:tc>
         <w:tcPr>
-          <w:tcW w:type="dxa" w:w="6406"/>
+          <w:tcW w:w="2552" w:type="dxa"/>
         </w:tcPr>
         <w:p>
           <w:pPr>
-            <w:jc w:val="right"/>
+            <w:pStyle w:val="CGC_a4"/>
+            <w:rPr>
+              <w:rFonts w:ascii="Arial" w:hAnsi="Arial" w:cs="Arial"/>
+              <w:sz w:val="16"/>
+              <w:szCs w:val="16"/>
+            </w:rPr>
           </w:pPr>
+          <w:proofErr w:type="spellStart"/>
           <w:r>
             <w:rPr>
-              <w:color w:val="1F3A5F"/>
-              <w:sz w:val="18"/>
-            </w:rPr>
-            <w:t>17 Kabanbay batyr Str., Astana, Z05H0B4, Republic of Kazakhstan</w:t>
+              <w:rFonts w:ascii="Arial" w:hAnsi="Arial" w:cs="Arial"/>
+              <w:sz w:val="16"/>
+              <w:szCs w:val="16"/>
+            </w:rPr>
+            <w:t>Қазақстан</w:t>
+          </w:r>
+          <w:proofErr w:type="spellEnd"/>
+          <w:r>
+            <w:rPr>
+              <w:rFonts w:ascii="Arial" w:hAnsi="Arial" w:cs="Arial"/>
+              <w:sz w:val="16"/>
+              <w:szCs w:val="16"/>
+            </w:rPr>
+            <w:t xml:space="preserve"> </w:t>
+          </w:r>
+          <w:proofErr w:type="spellStart"/>
+          <w:r>
+            <w:rPr>
+              <w:rFonts w:ascii="Arial" w:hAnsi="Arial" w:cs="Arial"/>
+              <w:sz w:val="16"/>
+              <w:szCs w:val="16"/>
+            </w:rPr>
+            <w:t>Республикасы</w:t>
+          </w:r>
+          <w:proofErr w:type="spellEnd"/>
+          <w:r>
+            <w:rPr>
+              <w:rFonts w:ascii="Arial" w:hAnsi="Arial" w:cs="Arial"/>
+              <w:sz w:val="16"/>
+              <w:szCs w:val="16"/>
+            </w:rPr>
+            <w:t>,</w:t>
           </w:r>
         </w:p>
         <w:p>
           <w:pPr>
-            <w:jc w:val="right"/>
+            <w:pStyle w:val="CGC_a4"/>
+            <w:rPr>
+              <w:rFonts w:ascii="Arial" w:hAnsi="Arial" w:cs="Arial"/>
+              <w:sz w:val="16"/>
+              <w:szCs w:val="16"/>
+            </w:rPr>
           </w:pPr>
           <w:r>
             <w:rPr>
-              <w:color w:val="1F3A5F"/>
-              <w:sz w:val="18"/>
+              <w:rFonts w:ascii="Arial" w:hAnsi="Arial" w:cs="Arial"/>
+              <w:sz w:val="16"/>
+              <w:szCs w:val="16"/>
+            </w:rPr>
+            <w:t>Z05H0B4, Астана қ.,</w:t>
+          </w:r>
+        </w:p>
+        <w:p>
+          <w:pPr>
+            <w:pStyle w:val="CGC_a4"/>
+            <w:rPr>
+              <w:rFonts w:ascii="Arial" w:hAnsi="Arial" w:cs="Arial"/>
+              <w:sz w:val="16"/>
+              <w:szCs w:val="16"/>
+            </w:rPr>
+          </w:pPr>
+          <w:proofErr w:type="spellStart"/>
+          <w:r>
+            <w:rPr>
+              <w:rFonts w:ascii="Arial" w:hAnsi="Arial" w:cs="Arial"/>
+              <w:sz w:val="16"/>
+              <w:szCs w:val="16"/>
+            </w:rPr>
+            <w:t>Қабанбай</w:t>
+          </w:r>
+          <w:proofErr w:type="spellEnd"/>
+          <w:r>
+            <w:rPr>
+              <w:rFonts w:ascii="Arial" w:hAnsi="Arial" w:cs="Arial"/>
+              <w:sz w:val="16"/>
+              <w:szCs w:val="16"/>
+            </w:rPr>
+            <w:t xml:space="preserve"> батыр д-</w:t>
+          </w:r>
+          <w:proofErr w:type="spellStart"/>
+          <w:r>
+            <w:rPr>
+              <w:rFonts w:ascii="Arial" w:hAnsi="Arial" w:cs="Arial"/>
+              <w:sz w:val="16"/>
+              <w:szCs w:val="16"/>
+            </w:rPr>
+            <w:t>лы</w:t>
+          </w:r>
+          <w:proofErr w:type="spellEnd"/>
+          <w:r>
+            <w:rPr>
+              <w:rFonts w:ascii="Arial" w:hAnsi="Arial" w:cs="Arial"/>
+              <w:sz w:val="16"/>
+              <w:szCs w:val="16"/>
+            </w:rPr>
+            <w:t xml:space="preserve">, 17 </w:t>
+          </w:r>
+        </w:p>
+      </w:tc>
+      <w:tc>
+        <w:tcPr>
+          <w:tcW w:w="2551" w:type="dxa"/>
+        </w:tcPr>
+        <w:p>
+          <w:pPr>
+            <w:pStyle w:val="CGC_a4"/>
+            <w:rPr>
+              <w:rFonts w:ascii="Arial" w:hAnsi="Arial" w:cs="Arial"/>
+              <w:sz w:val="16"/>
+              <w:szCs w:val="16"/>
+              <w:lang w:val="en-US"/>
+            </w:rPr>
+          </w:pPr>
+          <w:proofErr w:type="spellStart"/>
+          <w:r>
+            <w:rPr>
+              <w:rFonts w:ascii="Arial" w:hAnsi="Arial" w:cs="Arial"/>
+              <w:sz w:val="16"/>
+              <w:szCs w:val="16"/>
+              <w:lang w:val="en-US"/>
+            </w:rPr>
+            <w:t>Kabanbay</w:t>
+          </w:r>
+          <w:proofErr w:type="spellEnd"/>
+          <w:r>
+            <w:rPr>
+              <w:rFonts w:ascii="Arial" w:hAnsi="Arial" w:cs="Arial"/>
+              <w:sz w:val="16"/>
+              <w:szCs w:val="16"/>
+              <w:lang w:val="en-US"/>
+            </w:rPr>
+            <w:t xml:space="preserve"> </w:t>
+          </w:r>
+          <w:proofErr w:type="spellStart"/>
+          <w:r>
+            <w:rPr>
+              <w:rFonts w:ascii="Arial" w:hAnsi="Arial" w:cs="Arial"/>
+              <w:sz w:val="16"/>
+              <w:szCs w:val="16"/>
+              <w:lang w:val="en-US"/>
+            </w:rPr>
+            <w:t>B</w:t>
+          </w:r>
+          <w:r>
+            <w:rPr>
+              <w:rFonts w:ascii="Arial" w:hAnsi="Arial" w:cs="Arial"/>
+              <w:sz w:val="16"/>
+              <w:szCs w:val="16"/>
+              <w:lang w:val="en-US"/>
+            </w:rPr>
+            <w:t>atyr</w:t>
+          </w:r>
+          <w:proofErr w:type="spellEnd"/>
+          <w:r>
+            <w:rPr>
+              <w:rFonts w:ascii="Arial" w:hAnsi="Arial" w:cs="Arial"/>
+              <w:sz w:val="16"/>
+              <w:szCs w:val="16"/>
+              <w:lang w:val="en-US"/>
+            </w:rPr>
+            <w:t xml:space="preserve"> </w:t>
+          </w:r>
+          <w:proofErr w:type="spellStart"/>
+          <w:r>
+            <w:rPr>
+              <w:rFonts w:ascii="Arial" w:hAnsi="Arial" w:cs="Arial"/>
+              <w:sz w:val="16"/>
+              <w:szCs w:val="16"/>
+              <w:lang w:val="en-US"/>
+            </w:rPr>
+            <w:t>ave</w:t>
+          </w:r>
+          <w:r>
+            <w:rPr>
+              <w:rFonts w:ascii="Arial" w:hAnsi="Arial" w:cs="Arial"/>
+              <w:sz w:val="16"/>
+              <w:szCs w:val="16"/>
+              <w:lang w:val="en-US"/>
+            </w:rPr>
+            <w:t>.</w:t>
+          </w:r>
+          <w:proofErr w:type="spellEnd"/>
+          <w:r>
+            <w:rPr>
+              <w:rFonts w:ascii="Arial" w:hAnsi="Arial" w:cs="Arial"/>
+              <w:sz w:val="16"/>
+              <w:szCs w:val="16"/>
+              <w:lang w:val="en-US"/>
+            </w:rPr>
+            <w:t>,</w:t>
+          </w:r>
+          <w:r>
+            <w:rPr>
+              <w:rFonts w:ascii="Arial" w:hAnsi="Arial" w:cs="Arial"/>
+              <w:sz w:val="16"/>
+              <w:szCs w:val="16"/>
+              <w:lang w:val="en-US"/>
+            </w:rPr>
+            <w:t xml:space="preserve"> 17</w:t>
+          </w:r>
+        </w:p>
+        <w:p>
+          <w:pPr>
+            <w:pStyle w:val="CGC_a4"/>
+            <w:rPr>
+              <w:rFonts w:ascii="Arial" w:hAnsi="Arial" w:cs="Arial"/>
+              <w:sz w:val="16"/>
+              <w:szCs w:val="16"/>
+              <w:lang w:val="en-US"/>
+            </w:rPr>
+          </w:pPr>
+          <w:r>
+            <w:rPr>
+              <w:rFonts w:ascii="Arial" w:hAnsi="Arial" w:cs="Arial"/>
+              <w:sz w:val="16"/>
+              <w:szCs w:val="16"/>
+              <w:lang w:val="en-US"/>
+            </w:rPr>
+            <w:t>Astana, Z05H0B4,</w:t>
+          </w:r>
+        </w:p>
+        <w:p>
+          <w:pPr>
+            <w:pStyle w:val="CGC_a4"/>
+            <w:rPr>
+              <w:rFonts w:ascii="Arial" w:hAnsi="Arial" w:cs="Arial"/>
+              <w:lang w:val="en-US"/>
+            </w:rPr>
+          </w:pPr>
+          <w:r>
+            <w:rPr>
+              <w:rFonts w:ascii="Arial" w:hAnsi="Arial" w:cs="Arial"/>
+              <w:sz w:val="16"/>
+              <w:szCs w:val="16"/>
+              <w:lang w:val="en-US"/>
+            </w:rPr>
+            <w:t>Republic of Kazakhstan</w:t>
+          </w:r>
+        </w:p>
+      </w:tc>
+    </w:tr>
+    <w:tr>
+      <w:trPr>
+        <w:trHeight w:val="665"/>
+      </w:trPr>
+      <w:tc>
+        <w:tcPr>
+          <w:tcW w:w="2409" w:type="dxa"/>
+        </w:tcPr>
+        <w:p>
+          <w:pPr>
+            <w:pStyle w:val="CGC_a4"/>
+            <w:rPr>
+              <w:rFonts w:ascii="Arial" w:hAnsi="Arial" w:cs="Arial"/>
+              <w:sz w:val="16"/>
+              <w:szCs w:val="16"/>
+              <w:lang w:val="en-US"/>
+            </w:rPr>
+          </w:pPr>
+          <w:r>
+            <w:rPr>
+              <w:rFonts w:ascii="Arial" w:hAnsi="Arial" w:cs="Arial"/>
+              <w:sz w:val="16"/>
+              <w:szCs w:val="16"/>
+            </w:rPr>
+            <w:t>Тел</w:t>
+          </w:r>
+          <w:r>
+            <w:rPr>
+              <w:rFonts w:ascii="Arial" w:hAnsi="Arial" w:cs="Arial"/>
+              <w:sz w:val="16"/>
+              <w:szCs w:val="16"/>
+              <w:lang w:val="en-US"/>
+            </w:rPr>
+            <w:t>.: +7 (7172) 792570</w:t>
+          </w:r>
+        </w:p>
+        <w:p>
+          <w:pPr>
+            <w:pStyle w:val="CGC_a4"/>
+            <w:rPr>
+              <w:rFonts w:ascii="Arial" w:hAnsi="Arial" w:cs="Arial"/>
+              <w:sz w:val="16"/>
+              <w:szCs w:val="16"/>
+              <w:lang w:val="en-US"/>
+            </w:rPr>
+          </w:pPr>
+          <w:r>
+            <w:rPr>
+              <w:rFonts w:ascii="Arial" w:hAnsi="Arial" w:cs="Arial"/>
+              <w:sz w:val="16"/>
+              <w:szCs w:val="16"/>
+              <w:lang w:val="en-US"/>
+            </w:rPr>
+            <w:t xml:space="preserve">E-mail: </w:t>
+          </w:r>
+          <w:hyperlink r:id="rId1" w:history="1">
+            <w:r>
+              <w:rPr>
+                <w:rStyle w:val="CGC_a8"/>
+                <w:rFonts w:ascii="Arial" w:hAnsi="Arial" w:cs="Arial"/>
+                <w:color w:val="auto"/>
+                <w:sz w:val="16"/>
+                <w:szCs w:val="16"/>
+                <w:lang w:val="en-US"/>
+              </w:rPr>
+              <w:t>info@caspiangeo.com</w:t>
+            </w:r>
+          </w:hyperlink>
+        </w:p>
+        <w:p>
+          <w:pPr>
+            <w:pStyle w:val="CGC_a4"/>
+            <w:rPr>
+              <w:rFonts w:ascii="Arial" w:hAnsi="Arial" w:cs="Arial"/>
+              <w:sz w:val="16"/>
+              <w:szCs w:val="16"/>
+              <w:lang w:val="en-US"/>
+            </w:rPr>
+          </w:pPr>
+        </w:p>
+        <w:p>
+          <w:pPr>
+            <w:pStyle w:val="CGC_a4"/>
+            <w:rPr>
+              <w:rFonts w:ascii="Arial" w:hAnsi="Arial" w:cs="Arial"/>
+              <w:sz w:val="16"/>
+              <w:szCs w:val="16"/>
+              <w:lang w:val="en-US"/>
+            </w:rPr>
+          </w:pPr>
+        </w:p>
+      </w:tc>
+      <w:tc>
+        <w:tcPr>
+          <w:tcW w:w="2552" w:type="dxa"/>
+        </w:tcPr>
+        <w:p>
+          <w:pPr>
+            <w:pStyle w:val="CGC_a4"/>
+            <w:rPr>
+              <w:rFonts w:ascii="Arial" w:hAnsi="Arial" w:cs="Arial"/>
+              <w:sz w:val="16"/>
+              <w:szCs w:val="16"/>
+              <w:lang w:val="en-US"/>
+            </w:rPr>
+          </w:pPr>
+          <w:r>
+            <w:rPr>
+              <w:rFonts w:ascii="Arial" w:hAnsi="Arial" w:cs="Arial"/>
+              <w:sz w:val="16"/>
+              <w:szCs w:val="16"/>
+            </w:rPr>
+            <w:t>Тел</w:t>
+          </w:r>
+          <w:r>
+            <w:rPr>
+              <w:rFonts w:ascii="Arial" w:hAnsi="Arial" w:cs="Arial"/>
+              <w:sz w:val="16"/>
+              <w:szCs w:val="16"/>
+              <w:lang w:val="en-US"/>
+            </w:rPr>
+            <w:t>.: +7 (7172) 792570</w:t>
+          </w:r>
+        </w:p>
+        <w:p>
+          <w:pPr>
+            <w:pStyle w:val="CGC_a4"/>
+            <w:rPr>
+              <w:rFonts w:ascii="Arial" w:hAnsi="Arial" w:cs="Arial"/>
+              <w:sz w:val="16"/>
+              <w:szCs w:val="16"/>
+              <w:lang w:val="en-US"/>
+            </w:rPr>
+          </w:pPr>
+          <w:r>
+            <w:rPr>
+              <w:rFonts w:ascii="Arial" w:hAnsi="Arial" w:cs="Arial"/>
+              <w:sz w:val="16"/>
+              <w:szCs w:val="16"/>
+              <w:lang w:val="en-US"/>
+            </w:rPr>
+            <w:t xml:space="preserve">E-mail: </w:t>
+          </w:r>
+          <w:hyperlink r:id="rId1" w:history="1">
+            <w:r>
+              <w:rPr>
+                <w:rStyle w:val="CGC_a8"/>
+                <w:rFonts w:ascii="Arial" w:hAnsi="Arial" w:cs="Arial"/>
+                <w:color w:val="auto"/>
+                <w:sz w:val="16"/>
+                <w:szCs w:val="16"/>
+                <w:lang w:val="en-US"/>
+              </w:rPr>
+              <w:t>info@caspiangeo.com</w:t>
+            </w:r>
+          </w:hyperlink>
+        </w:p>
+        <w:p>
+          <w:pPr>
+            <w:pStyle w:val="CGC_a4"/>
+            <w:rPr>
+              <w:rFonts w:ascii="Arial" w:hAnsi="Arial" w:cs="Arial"/>
+              <w:sz w:val="16"/>
+              <w:szCs w:val="16"/>
+              <w:lang w:val="en-US"/>
+            </w:rPr>
+          </w:pPr>
+        </w:p>
+      </w:tc>
+      <w:tc>
+        <w:tcPr>
+          <w:tcW w:w="2551" w:type="dxa"/>
+        </w:tcPr>
+        <w:p>
+          <w:pPr>
+            <w:pStyle w:val="CGC_a4"/>
+            <w:rPr>
+              <w:rFonts w:ascii="Arial" w:hAnsi="Arial" w:cs="Arial"/>
+              <w:sz w:val="16"/>
+              <w:szCs w:val="16"/>
+              <w:lang w:val="en-US"/>
+            </w:rPr>
+          </w:pPr>
+          <w:r>
+            <w:rPr>
+              <w:rFonts w:ascii="Arial" w:hAnsi="Arial" w:cs="Arial"/>
+              <w:sz w:val="16"/>
+              <w:szCs w:val="16"/>
+              <w:lang w:val="en-US"/>
             </w:rPr>
             <w:t>Tel.: +7 (7172) 792570</w:t>
           </w:r>
         </w:p>
         <w:p>
           <w:pPr>
-            <w:jc w:val="right"/>
+            <w:pStyle w:val="CGC_a4"/>
+            <w:rPr>
+              <w:rFonts w:ascii="Arial" w:hAnsi="Arial" w:cs="Arial"/>
+              <w:sz w:val="16"/>
+              <w:szCs w:val="16"/>
+              <w:lang w:val="en-US"/>
+            </w:rPr>
           </w:pPr>
           <w:r>
             <w:rPr>
-              <w:color w:val="1F3A5F"/>
-              <w:sz w:val="18"/>
-            </w:rPr>
-            <w:t>E-mail: info@caspiangeo.com</w:t>
+              <w:rFonts w:ascii="Arial" w:hAnsi="Arial" w:cs="Arial"/>
+              <w:sz w:val="16"/>
+              <w:szCs w:val="16"/>
+              <w:lang w:val="en-US"/>
+            </w:rPr>
+            <w:t xml:space="preserve">E-mail: </w:t>
           </w:r>
+          <w:hyperlink r:id="rId1" w:history="1">
+            <w:r>
+              <w:rPr>
+                <w:rStyle w:val="CGC_a8"/>
+                <w:rFonts w:ascii="Arial" w:hAnsi="Arial" w:cs="Arial"/>
+                <w:color w:val="auto"/>
+                <w:sz w:val="16"/>
+                <w:szCs w:val="16"/>
+                <w:lang w:val="en-US"/>
+              </w:rPr>
+              <w:t>info@caspiangeo.com</w:t>
+            </w:r>
+          </w:hyperlink>
+        </w:p>
+        <w:p>
+          <w:pPr>
+            <w:pStyle w:val="CGC_a4"/>
+            <w:rPr>
+              <w:rFonts w:ascii="Arial" w:hAnsi="Arial" w:cs="Arial"/>
+              <w:sz w:val="16"/>
+              <w:szCs w:val="16"/>
+              <w:lang w:val="en-US"/>
+            </w:rPr>
+          </w:pPr>
         </w:p>
       </w:tc>
     </w:tr>
   </w:tbl>
   <w:p>
     <w:pPr>
-      <w:pStyle w:val="a7"/>
-      <w:jc w:val="right"/>
+      <w:pStyle w:val="CGC_a4"/>
       <w:rPr>
-        <w:rFonts w:ascii="Garamond" w:hAnsi="Garamond"/>
+        <w:lang w:val="en-US"/>
       </w:rPr>
-      <w:pBdr>
-        <w:bottom w:val="single" w:sz="8" w:color="1F3A5F" w:space="1"/>
-      </w:pBdr>
     </w:pPr>
+    <w:r>
+      <w:rPr>
+        <w:noProof/>
+      </w:rPr>
+      <w:drawing>
+        <wp:anchor distT="0" distB="0" distL="114300" distR="114300" simplePos="0" relativeHeight="251660288" behindDoc="1" locked="0" layoutInCell="1" allowOverlap="1" wp14:anchorId="440B8F5C" wp14:editId="7FE34479">
+          <wp:simplePos x="0" y="0"/>
+          <wp:positionH relativeFrom="page">
+            <wp:posOffset>-735678</wp:posOffset>
+          </wp:positionH>
+          <wp:positionV relativeFrom="margin">
+            <wp:posOffset>-125730</wp:posOffset>
+          </wp:positionV>
+          <wp:extent cx="8514153" cy="4912242"/>
+          <wp:effectExtent l="0" t="0" r="0" b="0"/>
+          <wp:wrapNone/>
+          <wp:docPr id="1412879728" name="Рисунок 1412879728"/>
+          <wp:cNvGraphicFramePr>
+            <a:graphicFrameLocks xmlns:a="http://schemas.openxmlformats.org/drawingml/2006/main" noChangeAspect="1"/>
+          </wp:cNvGraphicFramePr>
+          <a:graphic xmlns:a="http://schemas.openxmlformats.org/drawingml/2006/main">
+            <a:graphicData uri="http://schemas.openxmlformats.org/drawingml/2006/picture">
+              <pic:pic xmlns:pic="http://schemas.openxmlformats.org/drawingml/2006/picture">
+                <pic:nvPicPr>
+                  <pic:cNvPr id="0" name="Picture 1"/>
+                  <pic:cNvPicPr>
+                    <a:picLocks noChangeAspect="1" noChangeArrowheads="1"/>
+                  </pic:cNvPicPr>
+                </pic:nvPicPr>
+                <pic:blipFill>
+                  <a:blip r:embed="rId4">
+                    <a:extLst>
+                      <a:ext uri="{28A0092B-C50C-407E-A947-70E740481C1C}">
+                        <a14:useLocalDpi xmlns:a14="http://schemas.microsoft.com/office/drawing/2010/main" val="0"/>
+                      </a:ext>
+                    </a:extLst>
+                  </a:blip>
+                  <a:srcRect/>
+                  <a:stretch>
+                    <a:fillRect/>
+                  </a:stretch>
+                </pic:blipFill>
+                <pic:spPr bwMode="auto">
+                  <a:xfrm>
+                    <a:off x="0" y="0"/>
+                    <a:ext cx="8514153" cy="4912242"/>
+                  </a:xfrm>
+                  <a:prstGeom prst="rect">
+                    <a:avLst/>
+                  </a:prstGeom>
+                  <a:noFill/>
+                  <a:ln>
+                    <a:noFill/>
+                  </a:ln>
+                </pic:spPr>
+              </pic:pic>
+            </a:graphicData>
+          </a:graphic>
+          <wp14:sizeRelH relativeFrom="margin">
+            <wp14:pctWidth>0</wp14:pctWidth>
+          </wp14:sizeRelH>
+          <wp14:sizeRelV relativeFrom="margin">
+            <wp14:pctHeight>0</wp14:pctHeight>
+          </wp14:sizeRelV>
+        </wp:anchor>
+      </w:drawing>
+    </w:r>
+    <w:r>
+      <w:rPr>
+        <w:noProof/>
+      </w:rPr>
+      <w:drawing>
+        <wp:anchor distT="0" distB="0" distL="114300" distR="114300" simplePos="0" relativeHeight="251658240" behindDoc="1" locked="0" layoutInCell="1" allowOverlap="1" wp14:anchorId="650E05D8" wp14:editId="079B947C">
+          <wp:simplePos x="0" y="0"/>
+          <wp:positionH relativeFrom="margin">
+            <wp:posOffset>-767207</wp:posOffset>
+          </wp:positionH>
+          <wp:positionV relativeFrom="margin">
+            <wp:posOffset>-1505382</wp:posOffset>
+          </wp:positionV>
+          <wp:extent cx="2516798" cy="1452067"/>
+          <wp:effectExtent l="0" t="0" r="0" b="0"/>
+          <wp:wrapNone/>
+          <wp:docPr id="61499805" name="Рисунок 1"/>
+          <wp:cNvGraphicFramePr>
+            <a:graphicFrameLocks xmlns:a="http://schemas.openxmlformats.org/drawingml/2006/main" noChangeAspect="1"/>
+          </wp:cNvGraphicFramePr>
+          <a:graphic xmlns:a="http://schemas.openxmlformats.org/drawingml/2006/main">
+            <a:graphicData uri="http://schemas.openxmlformats.org/drawingml/2006/picture">
+              <pic:pic xmlns:pic="http://schemas.openxmlformats.org/drawingml/2006/picture">
+                <pic:nvPicPr>
+                  <pic:cNvPr id="0" name="Picture 1"/>
+                  <pic:cNvPicPr>
+                    <a:picLocks noChangeAspect="1" noChangeArrowheads="1"/>
+                  </pic:cNvPicPr>
+                </pic:nvPicPr>
+                <pic:blipFill>
+                  <a:blip r:embed="rId3">
+                    <a:extLst>
+                      <a:ext uri="{28A0092B-C50C-407E-A947-70E740481C1C}">
+                        <a14:useLocalDpi xmlns:a14="http://schemas.microsoft.com/office/drawing/2010/main" val="0"/>
+                      </a:ext>
+                    </a:extLst>
+                  </a:blip>
+                  <a:srcRect/>
+                  <a:stretch>
+                    <a:fillRect/>
+                  </a:stretch>
+                </pic:blipFill>
+                <pic:spPr bwMode="auto">
+                  <a:xfrm>
+                    <a:off x="0" y="0"/>
+                    <a:ext cx="2516798" cy="1452067"/>
+                  </a:xfrm>
+                  <a:prstGeom prst="rect">
+                    <a:avLst/>
+                  </a:prstGeom>
+                  <a:noFill/>
+                  <a:ln>
+                    <a:noFill/>
+                  </a:ln>
+                </pic:spPr>
+              </pic:pic>
+            </a:graphicData>
+          </a:graphic>
+          <wp14:sizeRelH relativeFrom="margin">
+            <wp14:pctWidth>0</wp14:pctWidth>
+          </wp14:sizeRelH>
+          <wp14:sizeRelV relativeFrom="margin">
+            <wp14:pctHeight>0</wp14:pctHeight>
+          </wp14:sizeRelV>
+        </wp:anchor>
+      </w:drawing>
+    </w:r>
   </w:p>
 </w:hdr>
 </file>
@@ -3106,6 +3730,98 @@
       <w:shd w:val="clear" w:color="auto" w:fill="E1DFDD"/>
     </w:rPr>
   </w:style>
+  <w:style w:type="paragraph" w:styleId="CGC_a">
+    <w:name w:val="CGC Normal"/>
+    <w:qFormat/>
+    <w:rPr>
+      <w:rFonts w:asciiTheme="minorHAnsi" w:eastAsiaTheme="minorHAnsi" w:hAnsiTheme="minorHAnsi" w:cstheme="minorBidi"/>
+      <w:kern w:val="2"/>
+      <w:sz w:val="22"/>
+      <w:szCs w:val="22"/>
+      <w:lang w:val="ru-RU" w:eastAsia="en-US" w:bidi="ar-SA"/>
+      <w14:ligatures w14:val="standardContextual"/>
+    </w:rPr>
+    <w:pPr>
+      <w:spacing w:after="160" w:line="259" w:lineRule="auto"/>
+    </w:pPr>
+  </w:style>
+  <w:style w:type="paragraph" w:styleId="CGC_a4">
+    <w:name w:val="CGC header"/>
+    <w:basedOn w:val="CGC_a"/>
+    <w:link w:val="CGC_a5"/>
+    <w:uiPriority w:val="99"/>
+    <w:unhideWhenUsed/>
+    <w:rsid w:val="003D0A79"/>
+    <w:pPr>
+      <w:tabs>
+        <w:tab w:val="center" w:pos="4677"/>
+        <w:tab w:val="right" w:pos="9355"/>
+      </w:tabs>
+      <w:spacing w:after="0" w:line="240" w:lineRule="auto"/>
+    </w:pPr>
+  </w:style>
+  <w:style w:type="table" w:styleId="CGC_a1">
+    <w:name w:val="CGC Normal Table"/>
+    <w:uiPriority w:val="99"/>
+    <w:semiHidden/>
+    <w:unhideWhenUsed/>
+    <w:tblPr>
+      <w:tblInd w:w="0" w:type="dxa"/>
+      <w:tblCellMar>
+        <w:top w:w="0" w:type="dxa"/>
+        <w:left w:w="108" w:type="dxa"/>
+        <w:bottom w:w="0" w:type="dxa"/>
+        <w:right w:w="108" w:type="dxa"/>
+      </w:tblCellMar>
+    </w:tblPr>
+  </w:style>
+  <w:style w:type="table" w:styleId="CGC_a3">
+    <w:name w:val="CGC Table Grid"/>
+    <w:basedOn w:val="CGC_a1"/>
+    <w:uiPriority w:val="39"/>
+    <w:rsid w:val="00C67420"/>
+    <w:pPr>
+      <w:spacing w:after="0" w:line="240" w:lineRule="auto"/>
+    </w:pPr>
+    <w:tblPr>
+      <w:tblBorders>
+        <w:top w:val="single" w:sz="4" w:space="0" w:color="auto"/>
+        <w:left w:val="single" w:sz="4" w:space="0" w:color="auto"/>
+        <w:bottom w:val="single" w:sz="4" w:space="0" w:color="auto"/>
+        <w:right w:val="single" w:sz="4" w:space="0" w:color="auto"/>
+        <w:insideH w:val="single" w:sz="4" w:space="0" w:color="auto"/>
+        <w:insideV w:val="single" w:sz="4" w:space="0" w:color="auto"/>
+      </w:tblBorders>
+    </w:tblPr>
+  </w:style>
+  <w:style w:type="character" w:styleId="CGC_a0">
+    <w:name w:val="CGC Default Paragraph Font"/>
+    <w:uiPriority w:val="1"/>
+    <w:semiHidden/>
+    <w:unhideWhenUsed/>
+    <w:rPr>
+      <w:rFonts w:asciiTheme="minorHAnsi" w:eastAsiaTheme="minorHAnsi" w:hAnsiTheme="minorHAnsi" w:cstheme="minorBidi"/>
+      <w:kern w:val="2"/>
+      <w:sz w:val="22"/>
+      <w:szCs w:val="22"/>
+      <w:lang w:val="ru-RU" w:eastAsia="en-US" w:bidi="ar-SA"/>
+      <w14:ligatures w14:val="standardContextual"/>
+    </w:rPr>
+    <w:pPr>
+      <w:spacing w:after="160" w:line="259" w:lineRule="auto"/>
+    </w:pPr>
+  </w:style>
+  <w:style w:type="character" w:styleId="CGC_a8">
+    <w:name w:val="CGC Hyperlink"/>
+    <w:basedOn w:val="CGC_a0"/>
+    <w:uiPriority w:val="99"/>
+    <w:unhideWhenUsed/>
+    <w:rsid w:val="003D0A79"/>
+    <w:rPr>
+      <w:color w:val="0563C1" w:themeColor="hyperlink"/>
+      <w:u w:val="single"/>
+    </w:rPr>
+  </w:style>
 </w:styles>
 </file>
 

--- a/cgc-nco-documents/Vendor_Qualification_Undertaking_CGC_EN.docx
+++ b/cgc-nco-documents/Vendor_Qualification_Undertaking_CGC_EN.docx
@@ -1765,7 +1765,7 @@
               <w:pStyle w:val="ad"/>
             </w:pPr>
             <w:r>
-              <w:t>G. Zh. Shakhtayev</w:t>
+              <w:t>Gabit Zh. Shakhtayev</w:t>
             </w:r>
           </w:p>
         </w:tc>
